--- a/t34_s3.docx
+++ b/t34_s3.docx
@@ -3,2348 +3,998 @@
 <w:document xmlns:wpc="http://schemas.microsoft.com/office/word/2010/wordprocessingCanvas" xmlns:mo="http://schemas.microsoft.com/office/mac/office/2008/main" xmlns:mc="http://schemas.openxmlformats.org/markup-compatibility/2006" xmlns:mv="urn:schemas-microsoft-com:mac:vml" xmlns:o="urn:schemas-microsoft-com:office:office" xmlns:r="http://schemas.openxmlformats.org/officeDocument/2006/relationships" xmlns:m="http://schemas.openxmlformats.org/officeDocument/2006/math" xmlns:v="urn:schemas-microsoft-com:vml" xmlns:wp14="http://schemas.microsoft.com/office/word/2010/wordprocessingDrawing" xmlns:wp="http://schemas.openxmlformats.org/drawingml/2006/wordprocessingDrawing" xmlns:w10="urn:schemas-microsoft-com:office:word" xmlns:w="http://schemas.openxmlformats.org/wordprocessingml/2006/main" xmlns:w14="http://schemas.microsoft.com/office/word/2010/wordml" xmlns:wpg="http://schemas.microsoft.com/office/word/2010/wordprocessingGroup" xmlns:wpi="http://schemas.microsoft.com/office/word/2010/wordprocessingInk" xmlns:wne="http://schemas.microsoft.com/office/word/2006/wordml" xmlns:wps="http://schemas.microsoft.com/office/word/2010/wordprocessingShape" mc:Ignorable="w14 wp14">
   <w:body>
     <w:p>
-      <w:pPr>
-        <w:spacing w:after="40" w:before="120"/>
-      </w:pPr>
       <w:r>
-        <w:rPr>
-          <w:b w:val="0"/>
-          <w:i w:val="0"/>
-          <w:sz w:val="22"/>
-        </w:rPr>
-        <w:t>Question: A client with chronic obstructive pulmonary disease is hypoventilating and has a PaCO2 of 62 mmHg with a pH of 7.31. Which acid-base imbalance is present?</w:t>
+        <w:t xml:space="preserve">Question: A client with a diagnosis of acute pancreatitis is at risk for adult respiratory distress syndrome (ARDS). The nurse should monitor for:</w:t>
       </w:r>
     </w:p>
     <w:p>
-      <w:pPr>
-        <w:spacing w:after="0" w:before="0"/>
-      </w:pPr>
       <w:r>
-        <w:rPr>
-          <w:b w:val="0"/>
-          <w:i w:val="0"/>
-          <w:sz w:val="22"/>
-        </w:rPr>
-        <w:t>(a) Respiratory acidosis</w:t>
+        <w:t xml:space="preserve">(a) Dyspnea and decreasing oxygen saturation</w:t>
       </w:r>
     </w:p>
     <w:p>
-      <w:pPr>
-        <w:spacing w:after="0" w:before="0"/>
-      </w:pPr>
       <w:r>
-        <w:rPr>
-          <w:b w:val="0"/>
-          <w:i w:val="0"/>
-          <w:sz w:val="22"/>
-        </w:rPr>
-        <w:t>(b) Respiratory alkalosis</w:t>
+        <w:t xml:space="preserve">(b) Improved breathing</w:t>
       </w:r>
     </w:p>
     <w:p>
-      <w:pPr>
-        <w:spacing w:after="0" w:before="0"/>
-      </w:pPr>
       <w:r>
-        <w:rPr>
-          <w:b w:val="0"/>
-          <w:i w:val="0"/>
-          <w:sz w:val="22"/>
-        </w:rPr>
-        <w:t>(c) Metabolic acidosis</w:t>
+        <w:t xml:space="preserve">(c) Bradycardia</w:t>
       </w:r>
     </w:p>
     <w:p>
-      <w:pPr>
-        <w:spacing w:after="0" w:before="0"/>
-      </w:pPr>
       <w:r>
-        <w:rPr>
-          <w:b w:val="0"/>
-          <w:i w:val="0"/>
-          <w:sz w:val="22"/>
-        </w:rPr>
-        <w:t>(d) Metabolic alkalosis</w:t>
+        <w:t xml:space="preserve">(d) Normal breath sounds</w:t>
       </w:r>
     </w:p>
     <w:p>
-      <w:pPr>
-        <w:spacing w:after="0" w:before="40"/>
-      </w:pPr>
       <w:r>
-        <w:rPr>
-          <w:b/>
-          <w:i w:val="0"/>
-          <w:sz w:val="22"/>
-        </w:rPr>
-        <w:t>Answer: a</w:t>
+        <w:t xml:space="preserve">Answer: a</w:t>
       </w:r>
     </w:p>
     <w:p>
-      <w:pPr>
-        <w:spacing w:after="0" w:before="0"/>
-      </w:pPr>
       <w:r>
-        <w:rPr>
-          <w:b w:val="0"/>
-          <w:i w:val="0"/>
-          <w:sz w:val="21"/>
-        </w:rPr>
-        <w:t>Solution: Hypoventilation retains CO2, raising PaCO2 and lowering pH—respiratory acidosis. Respiratory alkalosis is hyperventilation (low PaCO2, high pH); metabolic imbalances involve bicarbonate.</w:t>
+        <w:t xml:space="preserve">Solution: Pancreatitis can trigger systemic inflammation leading to ARDS; dyspnea, tachypnea, and hypoxia are monitored. Early oxygen support is provided.</w:t>
       </w:r>
     </w:p>
     <w:p>
-      <w:pPr>
-        <w:spacing w:after="0" w:before="0"/>
-      </w:pPr>
       <w:r>
-        <w:rPr>
-          <w:b w:val="0"/>
-          <w:i w:val="0"/>
-          <w:sz w:val="20"/>
-        </w:rPr>
-        <w:t>Positive Marks: 1</w:t>
+        <w:t xml:space="preserve">Positive Marks: 1</w:t>
       </w:r>
     </w:p>
     <w:p>
-      <w:pPr>
-        <w:spacing w:after="160" w:before="0"/>
-      </w:pPr>
       <w:r>
-        <w:rPr>
-          <w:b w:val="0"/>
-          <w:i w:val="0"/>
-          <w:sz w:val="20"/>
-        </w:rPr>
-        <w:t>Negative Marks: 0.25</w:t>
+        <w:t xml:space="preserve">Negative Marks: 0.25</w:t>
       </w:r>
     </w:p>
     <w:p>
-      <w:pPr>
-        <w:spacing w:after="40" w:before="120"/>
-      </w:pPr>
       <w:r>
-        <w:rPr>
-          <w:b w:val="0"/>
-          <w:i w:val="0"/>
-          <w:sz w:val="22"/>
-        </w:rPr>
-        <w:t>Question: A client with prolonged vomiting has lost large amounts of gastric acid and has a pH of 7.50 with elevated bicarbonate. This imbalance is:</w:t>
+        <w:t xml:space="preserve"/>
       </w:r>
     </w:p>
     <w:p>
-      <w:pPr>
-        <w:spacing w:after="0" w:before="0"/>
-      </w:pPr>
       <w:r>
-        <w:rPr>
-          <w:b w:val="0"/>
-          <w:i w:val="0"/>
-          <w:sz w:val="22"/>
-        </w:rPr>
-        <w:t>(a) Metabolic alkalosis</w:t>
+        <w:t xml:space="preserve">Question: A nurse is assessing a client with a diagnosis of hepatic encephalopathy. Which nursing intervention is most important?</w:t>
       </w:r>
     </w:p>
     <w:p>
-      <w:pPr>
-        <w:spacing w:after="0" w:before="0"/>
-      </w:pPr>
       <w:r>
-        <w:rPr>
-          <w:b w:val="0"/>
-          <w:i w:val="0"/>
-          <w:sz w:val="22"/>
-        </w:rPr>
-        <w:t>(b) Respiratory acidosis</w:t>
+        <w:t xml:space="preserve">(a) Monitor neurologic status and administer lactulose as ordered</w:t>
       </w:r>
     </w:p>
     <w:p>
-      <w:pPr>
-        <w:spacing w:after="0" w:before="0"/>
-      </w:pPr>
       <w:r>
-        <w:rPr>
-          <w:b w:val="0"/>
-          <w:i w:val="0"/>
-          <w:sz w:val="22"/>
-        </w:rPr>
-        <w:t>(c) Metabolic acidosis</w:t>
+        <w:t xml:space="preserve">(b) Encourage a high-protein diet</w:t>
       </w:r>
     </w:p>
     <w:p>
-      <w:pPr>
-        <w:spacing w:after="0" w:before="0"/>
-      </w:pPr>
       <w:r>
-        <w:rPr>
-          <w:b w:val="0"/>
-          <w:i w:val="0"/>
-          <w:sz w:val="22"/>
-        </w:rPr>
-        <w:t>(d) Respiratory alkalosis</w:t>
+        <w:t xml:space="preserve">(c) Restrict fluids only</w:t>
       </w:r>
     </w:p>
     <w:p>
-      <w:pPr>
-        <w:spacing w:after="0" w:before="40"/>
-      </w:pPr>
       <w:r>
-        <w:rPr>
-          <w:b/>
-          <w:i w:val="0"/>
-          <w:sz w:val="22"/>
-        </w:rPr>
-        <w:t>Answer: a</w:t>
+        <w:t xml:space="preserve">(d) Allow unsupervised ambulation</w:t>
       </w:r>
     </w:p>
     <w:p>
-      <w:pPr>
-        <w:spacing w:after="0" w:before="0"/>
-      </w:pPr>
       <w:r>
-        <w:rPr>
-          <w:b w:val="0"/>
-          <w:i w:val="0"/>
-          <w:sz w:val="21"/>
-        </w:rPr>
-        <w:t>Solution: Loss of hydrochloric acid through vomiting causes metabolic alkalosis: elevated pH and bicarbonate with a compensatory rise in PaCO2. NG suction can cause the same imbalance.</w:t>
+        <w:t xml:space="preserve">Answer: a</w:t>
       </w:r>
     </w:p>
     <w:p>
-      <w:pPr>
-        <w:spacing w:after="0" w:before="0"/>
-      </w:pPr>
       <w:r>
-        <w:rPr>
-          <w:b w:val="0"/>
-          <w:i w:val="0"/>
-          <w:sz w:val="20"/>
-        </w:rPr>
-        <w:t>Positive Marks: 1</w:t>
+        <w:t xml:space="preserve">Solution: Lactulose reduces ammonia and improves encephalopathy; neurologic status (level of consciousness, asterixis) is monitored. Protein intake is moderated per orders.</w:t>
       </w:r>
     </w:p>
     <w:p>
-      <w:pPr>
-        <w:spacing w:after="160" w:before="0"/>
-      </w:pPr>
       <w:r>
-        <w:rPr>
-          <w:b w:val="0"/>
-          <w:i w:val="0"/>
-          <w:sz w:val="20"/>
-        </w:rPr>
-        <w:t>Negative Marks: 0.25</w:t>
+        <w:t xml:space="preserve">Positive Marks: 1</w:t>
       </w:r>
     </w:p>
     <w:p>
-      <w:pPr>
-        <w:spacing w:after="40" w:before="120"/>
-      </w:pPr>
       <w:r>
-        <w:rPr>
-          <w:b w:val="0"/>
-          <w:i w:val="0"/>
-          <w:sz w:val="22"/>
-        </w:rPr>
-        <w:t>Question: Which instruction is correct for a client with a skin graft on the leg regarding the donor site?</w:t>
+        <w:t xml:space="preserve">Negative Marks: 0.25</w:t>
       </w:r>
     </w:p>
     <w:p>
-      <w:pPr>
-        <w:spacing w:after="0" w:before="0"/>
-      </w:pPr>
       <w:r>
-        <w:rPr>
-          <w:b w:val="0"/>
-          <w:i w:val="0"/>
-          <w:sz w:val="22"/>
-        </w:rPr>
-        <w:t>(a) Keep the donor site clean and dry and protect it from pressure and shearing</w:t>
+        <w:t xml:space="preserve"/>
       </w:r>
     </w:p>
     <w:p>
-      <w:pPr>
-        <w:spacing w:after="0" w:before="0"/>
-      </w:pPr>
       <w:r>
-        <w:rPr>
-          <w:b w:val="0"/>
-          <w:i w:val="0"/>
-          <w:sz w:val="22"/>
-        </w:rPr>
-        <w:t>(b) Scrub the donor site daily with soap</w:t>
+        <w:t xml:space="preserve">Question: A client is prescribed an inhaled corticosteroid for asthma. The nurse should teach the client to:</w:t>
       </w:r>
     </w:p>
     <w:p>
-      <w:pPr>
-        <w:spacing w:after="0" w:before="0"/>
-      </w:pPr>
       <w:r>
-        <w:rPr>
-          <w:b w:val="0"/>
-          <w:i w:val="0"/>
-          <w:sz w:val="22"/>
-        </w:rPr>
-        <w:t>(c) Apply heat to the donor site to speed healing</w:t>
+        <w:t xml:space="preserve">(a) Rinse the mouth after each use to prevent oral thrush</w:t>
       </w:r>
     </w:p>
     <w:p>
-      <w:pPr>
-        <w:spacing w:after="0" w:before="0"/>
-      </w:pPr>
       <w:r>
-        <w:rPr>
-          <w:b w:val="0"/>
-          <w:i w:val="0"/>
-          <w:sz w:val="22"/>
-        </w:rPr>
-        <w:t>(d) Remove any scab that forms over the donor site</w:t>
+        <w:t xml:space="preserve">(b) Skip rinsing to save time</w:t>
       </w:r>
     </w:p>
     <w:p>
-      <w:pPr>
-        <w:spacing w:after="0" w:before="40"/>
-      </w:pPr>
       <w:r>
-        <w:rPr>
-          <w:b/>
-          <w:i w:val="0"/>
-          <w:sz w:val="22"/>
-        </w:rPr>
-        <w:t>Answer: a</w:t>
+        <w:t xml:space="preserve">(c) Use it only during attacks</w:t>
       </w:r>
     </w:p>
     <w:p>
-      <w:pPr>
-        <w:spacing w:after="0" w:before="0"/>
-      </w:pPr>
       <w:r>
-        <w:rPr>
-          <w:b w:val="0"/>
-          <w:i w:val="0"/>
-          <w:sz w:val="21"/>
-        </w:rPr>
-        <w:t>Solution: The donor site is a partial-thickness wound that must be kept clean and dry and protected from pressure/friction; scabs are left in place as natural dressings. Scrubbing or removing scabs delays healing and risks infection.</w:t>
+        <w:t xml:space="preserve">(d) Double the dose if symptoms worsen</w:t>
       </w:r>
     </w:p>
     <w:p>
-      <w:pPr>
-        <w:spacing w:after="0" w:before="0"/>
-      </w:pPr>
       <w:r>
-        <w:rPr>
-          <w:b w:val="0"/>
-          <w:i w:val="0"/>
-          <w:sz w:val="20"/>
-        </w:rPr>
-        <w:t>Positive Marks: 1</w:t>
+        <w:t xml:space="preserve">Answer: a</w:t>
       </w:r>
     </w:p>
     <w:p>
-      <w:pPr>
-        <w:spacing w:after="160" w:before="0"/>
-      </w:pPr>
       <w:r>
-        <w:rPr>
-          <w:b w:val="0"/>
-          <w:i w:val="0"/>
-          <w:sz w:val="20"/>
-        </w:rPr>
-        <w:t>Negative Marks: 0.25</w:t>
+        <w:t xml:space="preserve">Solution: Rinsing the mouth after inhaled corticosteroids prevents oral candidiasis (thrush) and hoarseness. Controllers are used daily, not just for attacks.</w:t>
       </w:r>
     </w:p>
     <w:p>
-      <w:pPr>
-        <w:spacing w:after="40" w:before="120"/>
-      </w:pPr>
       <w:r>
-        <w:rPr>
-          <w:b w:val="0"/>
-          <w:i w:val="0"/>
-          <w:sz w:val="22"/>
-        </w:rPr>
-        <w:t>Question: Which is the usual time for removal of sutures on the face in a client with a clean surgical wound?</w:t>
+        <w:t xml:space="preserve">Positive Marks: 1</w:t>
       </w:r>
     </w:p>
     <w:p>
-      <w:pPr>
-        <w:spacing w:after="0" w:before="0"/>
-      </w:pPr>
       <w:r>
-        <w:rPr>
-          <w:b w:val="0"/>
-          <w:i w:val="0"/>
-          <w:sz w:val="22"/>
-        </w:rPr>
-        <w:t>(a) 3-5 days</w:t>
+        <w:t xml:space="preserve">Negative Marks: 0.25</w:t>
       </w:r>
     </w:p>
     <w:p>
-      <w:pPr>
-        <w:spacing w:after="0" w:before="0"/>
-      </w:pPr>
       <w:r>
-        <w:rPr>
-          <w:b w:val="0"/>
-          <w:i w:val="0"/>
-          <w:sz w:val="22"/>
-        </w:rPr>
-        <w:t>(b) 7-10 days</w:t>
+        <w:t xml:space="preserve"/>
       </w:r>
     </w:p>
     <w:p>
-      <w:pPr>
-        <w:spacing w:after="0" w:before="0"/>
-      </w:pPr>
       <w:r>
-        <w:rPr>
-          <w:b w:val="0"/>
-          <w:i w:val="0"/>
-          <w:sz w:val="22"/>
-        </w:rPr>
-        <w:t>(c) 14-21 days</w:t>
+        <w:t xml:space="preserve">Question: A client with a diagnosis of acute kidney injury has a serum potassium of 6.0 mEq/L. Which medication should the nurse anticipate?</w:t>
       </w:r>
     </w:p>
     <w:p>
-      <w:pPr>
-        <w:spacing w:after="0" w:before="0"/>
-      </w:pPr>
       <w:r>
-        <w:rPr>
-          <w:b w:val="0"/>
-          <w:i w:val="0"/>
-          <w:sz w:val="22"/>
-        </w:rPr>
-        <w:t>(d) After 4 weeks</w:t>
+        <w:t xml:space="preserve">(a) Calcium gluconate and insulin with dextrose</w:t>
       </w:r>
     </w:p>
     <w:p>
-      <w:pPr>
-        <w:spacing w:after="0" w:before="40"/>
-      </w:pPr>
       <w:r>
-        <w:rPr>
-          <w:b/>
-          <w:i w:val="0"/>
-          <w:sz w:val="22"/>
-        </w:rPr>
-        <w:t>Answer: a</w:t>
+        <w:t xml:space="preserve">(b) Oral iron</w:t>
       </w:r>
     </w:p>
     <w:p>
-      <w:pPr>
-        <w:spacing w:after="0" w:before="0"/>
-      </w:pPr>
       <w:r>
-        <w:rPr>
-          <w:b w:val="0"/>
-          <w:i w:val="0"/>
-          <w:sz w:val="21"/>
-        </w:rPr>
-        <w:t>Solution: Facial sutures are removed in about 3-5 days because of excellent blood supply and rapid healing; sutures over joints or the trunk may stay 7-14 days. Timing varies with wound location and tension.</w:t>
+        <w:t xml:space="preserve">(c) Levothyroxine</w:t>
       </w:r>
     </w:p>
     <w:p>
-      <w:pPr>
-        <w:spacing w:after="0" w:before="0"/>
-      </w:pPr>
       <w:r>
-        <w:rPr>
-          <w:b w:val="0"/>
-          <w:i w:val="0"/>
-          <w:sz w:val="20"/>
-        </w:rPr>
-        <w:t>Positive Marks: 1</w:t>
+        <w:t xml:space="preserve">(d) Digoxin</w:t>
       </w:r>
     </w:p>
     <w:p>
-      <w:pPr>
-        <w:spacing w:after="160" w:before="0"/>
-      </w:pPr>
       <w:r>
-        <w:rPr>
-          <w:b w:val="0"/>
-          <w:i w:val="0"/>
-          <w:sz w:val="20"/>
-        </w:rPr>
-        <w:t>Negative Marks: 0.25</w:t>
+        <w:t xml:space="preserve">Answer: a</w:t>
       </w:r>
     </w:p>
     <w:p>
-      <w:pPr>
-        <w:spacing w:after="40" w:before="120"/>
-      </w:pPr>
       <w:r>
-        <w:rPr>
-          <w:b w:val="0"/>
-          <w:i w:val="0"/>
-          <w:sz w:val="22"/>
-        </w:rPr>
-        <w:t>Question: Which action is correct when changing the linen of an occupied bed?</w:t>
+        <w:t xml:space="preserve">Solution: Hyperkalemia is treated with calcium gluconate (cardiac protection), insulin with dextrose (drives K+ into cells), and possibly kayexalate or dialysis.</w:t>
       </w:r>
     </w:p>
     <w:p>
-      <w:pPr>
-        <w:spacing w:after="0" w:before="0"/>
-      </w:pPr>
       <w:r>
-        <w:rPr>
-          <w:b w:val="0"/>
-          <w:i w:val="0"/>
-          <w:sz w:val="22"/>
-        </w:rPr>
-        <w:t>(a) Work from the top to the bottom, rolling the client side to side, and keep the client covered for privacy</w:t>
+        <w:t xml:space="preserve">Positive Marks: 1</w:t>
       </w:r>
     </w:p>
     <w:p>
-      <w:pPr>
-        <w:spacing w:after="0" w:before="0"/>
-      </w:pPr>
       <w:r>
-        <w:rPr>
-          <w:b w:val="0"/>
-          <w:i w:val="0"/>
-          <w:sz w:val="22"/>
-        </w:rPr>
-        <w:t>(b) Move the client to the head of the bed with the bed fully flat</w:t>
+        <w:t xml:space="preserve">Negative Marks: 0.25</w:t>
       </w:r>
     </w:p>
     <w:p>
-      <w:pPr>
-        <w:spacing w:after="0" w:before="0"/>
-      </w:pPr>
       <w:r>
-        <w:rPr>
-          <w:b w:val="0"/>
-          <w:i w:val="0"/>
-          <w:sz w:val="22"/>
-        </w:rPr>
-        <w:t>(c) Pull the linen from beneath the client without rolling</w:t>
+        <w:t xml:space="preserve"/>
       </w:r>
     </w:p>
     <w:p>
-      <w:pPr>
-        <w:spacing w:after="0" w:before="0"/>
-      </w:pPr>
       <w:r>
-        <w:rPr>
-          <w:b w:val="0"/>
-          <w:i w:val="0"/>
-          <w:sz w:val="22"/>
-        </w:rPr>
-        <w:t>(d) Leave the side rails down throughout</w:t>
+        <w:t xml:space="preserve">Question: A client with a diagnosis of chronic obstructive pulmonary disease is experiencing increased dyspnea and purulent sputum. The nurse should:</w:t>
       </w:r>
     </w:p>
     <w:p>
-      <w:pPr>
-        <w:spacing w:after="0" w:before="40"/>
-      </w:pPr>
       <w:r>
-        <w:rPr>
-          <w:b/>
-          <w:i w:val="0"/>
-          <w:sz w:val="22"/>
-        </w:rPr>
-        <w:t>Answer: a</w:t>
+        <w:t xml:space="preserve">(a) Notify the physician — this suggests an exacerbation</w:t>
       </w:r>
     </w:p>
     <w:p>
-      <w:pPr>
-        <w:spacing w:after="0" w:before="0"/>
-      </w:pPr>
       <w:r>
-        <w:rPr>
-          <w:b w:val="0"/>
-          <w:i w:val="0"/>
-          <w:sz w:val="21"/>
-        </w:rPr>
-        <w:t>Solution: Occupied bed-making: raise the bed to working height, keep the client covered and safe (side rails up on the unattended side), roll the client side-to-side to tuck/remove linen, and work from top to bottom.</w:t>
+        <w:t xml:space="preserve">(b) Document and reassess in a week</w:t>
       </w:r>
     </w:p>
     <w:p>
-      <w:pPr>
-        <w:spacing w:after="0" w:before="0"/>
-      </w:pPr>
       <w:r>
-        <w:rPr>
-          <w:b w:val="0"/>
-          <w:i w:val="0"/>
-          <w:sz w:val="20"/>
-        </w:rPr>
-        <w:t>Positive Marks: 1</w:t>
+        <w:t xml:space="preserve">(c) Encourage the client to smoke less</w:t>
       </w:r>
     </w:p>
     <w:p>
-      <w:pPr>
-        <w:spacing w:after="160" w:before="0"/>
-      </w:pPr>
       <w:r>
-        <w:rPr>
-          <w:b w:val="0"/>
-          <w:i w:val="0"/>
-          <w:sz w:val="20"/>
-        </w:rPr>
-        <w:t>Negative Marks: 0.25</w:t>
+        <w:t xml:space="preserve">(d) Restrict fluids</w:t>
       </w:r>
     </w:p>
     <w:p>
-      <w:pPr>
-        <w:spacing w:after="40" w:before="120"/>
-      </w:pPr>
       <w:r>
-        <w:rPr>
-          <w:b w:val="0"/>
-          <w:i w:val="0"/>
-          <w:sz w:val="22"/>
-        </w:rPr>
-        <w:t>Question: Which is the maximum recommended duration for a single heat application?</w:t>
+        <w:t xml:space="preserve">Answer: a</w:t>
       </w:r>
     </w:p>
     <w:p>
-      <w:pPr>
-        <w:spacing w:after="0" w:before="0"/>
-      </w:pPr>
       <w:r>
-        <w:rPr>
-          <w:b w:val="0"/>
-          <w:i w:val="0"/>
-          <w:sz w:val="22"/>
-        </w:rPr>
-        <w:t>(a) 20-30 minutes</w:t>
+        <w:t xml:space="preserve">Solution: Increased dyspnea with purulent sputum indicates a COPD exacerbation, often infectious — antibiotics, bronchodilators, and steroids may be needed.</w:t>
       </w:r>
     </w:p>
     <w:p>
-      <w:pPr>
-        <w:spacing w:after="0" w:before="0"/>
-      </w:pPr>
       <w:r>
-        <w:rPr>
-          <w:b w:val="0"/>
-          <w:i w:val="0"/>
-          <w:sz w:val="22"/>
-        </w:rPr>
-        <w:t>(b) 2 hours</w:t>
+        <w:t xml:space="preserve">Positive Marks: 1</w:t>
       </w:r>
     </w:p>
     <w:p>
-      <w:pPr>
-        <w:spacing w:after="0" w:before="0"/>
-      </w:pPr>
       <w:r>
-        <w:rPr>
-          <w:b w:val="0"/>
-          <w:i w:val="0"/>
-          <w:sz w:val="22"/>
-        </w:rPr>
-        <w:t>(c) 30 seconds</w:t>
+        <w:t xml:space="preserve">Negative Marks: 0.25</w:t>
       </w:r>
     </w:p>
     <w:p>
-      <w:pPr>
-        <w:spacing w:after="0" w:before="0"/>
-      </w:pPr>
       <w:r>
-        <w:rPr>
-          <w:b w:val="0"/>
-          <w:i w:val="0"/>
-          <w:sz w:val="22"/>
-        </w:rPr>
-        <w:t>(d) 6 hours</w:t>
+        <w:t xml:space="preserve"/>
       </w:r>
     </w:p>
     <w:p>
-      <w:pPr>
-        <w:spacing w:after="0" w:before="40"/>
-      </w:pPr>
       <w:r>
-        <w:rPr>
-          <w:b/>
-          <w:i w:val="0"/>
-          <w:sz w:val="22"/>
-        </w:rPr>
-        <w:t>Answer: a</w:t>
+        <w:t xml:space="preserve">Question: A client is prescribed a calcium channel blocker for hypertension. The nurse should teach the client to:</w:t>
       </w:r>
     </w:p>
     <w:p>
-      <w:pPr>
-        <w:spacing w:after="0" w:before="0"/>
-      </w:pPr>
       <w:r>
-        <w:rPr>
-          <w:b w:val="0"/>
-          <w:i w:val="0"/>
-          <w:sz w:val="21"/>
-        </w:rPr>
-        <w:t>Solution: Heat applications are limited to about 20-30 minutes because prolonged vasodilation causes rebound vasoconstriction and can damage tissue. The duration is also limited by the risk of burns in insensitive clients.</w:t>
+        <w:t xml:space="preserve">(a) Report ankle swelling and take the drug as prescribed</w:t>
       </w:r>
     </w:p>
     <w:p>
-      <w:pPr>
-        <w:spacing w:after="0" w:before="0"/>
-      </w:pPr>
       <w:r>
-        <w:rPr>
-          <w:b w:val="0"/>
-          <w:i w:val="0"/>
-          <w:sz w:val="20"/>
-        </w:rPr>
-        <w:t>Positive Marks: 1</w:t>
+        <w:t xml:space="preserve">(b) Stop the drug if blood pressure is normal</w:t>
       </w:r>
     </w:p>
     <w:p>
-      <w:pPr>
-        <w:spacing w:after="160" w:before="0"/>
-      </w:pPr>
       <w:r>
-        <w:rPr>
-          <w:b w:val="0"/>
-          <w:i w:val="0"/>
-          <w:sz w:val="20"/>
-        </w:rPr>
-        <w:t>Negative Marks: 0.25</w:t>
+        <w:t xml:space="preserve">(c) Crush the extended-release tablet</w:t>
       </w:r>
     </w:p>
     <w:p>
-      <w:pPr>
-        <w:spacing w:after="40" w:before="120"/>
-      </w:pPr>
       <w:r>
-        <w:rPr>
-          <w:b w:val="0"/>
-          <w:i w:val="0"/>
-          <w:sz w:val="22"/>
-        </w:rPr>
-        <w:t>Question: A breastfeeding mother develops fever, chills, and a red, tender, wedge-shaped area in one breast. Which action is correct?</w:t>
+        <w:t xml:space="preserve">(d) Take the drug with grapefruit juice</w:t>
       </w:r>
     </w:p>
     <w:p>
-      <w:pPr>
-        <w:spacing w:after="0" w:before="0"/>
-      </w:pPr>
       <w:r>
-        <w:rPr>
-          <w:b w:val="0"/>
-          <w:i w:val="0"/>
-          <w:sz w:val="22"/>
-        </w:rPr>
-        <w:t>(a) Continue breastfeeding or pumping from the affected breast and give prescribed antibiotics</w:t>
+        <w:t xml:space="preserve">Answer: a</w:t>
       </w:r>
     </w:p>
     <w:p>
-      <w:pPr>
-        <w:spacing w:after="0" w:before="0"/>
-      </w:pPr>
       <w:r>
-        <w:rPr>
-          <w:b w:val="0"/>
-          <w:i w:val="0"/>
-          <w:sz w:val="22"/>
-        </w:rPr>
-        <w:t>(b) Stop feeding from the affected breast permanently</w:t>
+        <w:t xml:space="preserve">Solution: Ankle edema and flushing are common side effects of calcium channel blockers; the drug is continued as prescribed. Extended-release forms are not crushed, and grapefruit juice is avoided with some CCBs.</w:t>
       </w:r>
     </w:p>
     <w:p>
-      <w:pPr>
-        <w:spacing w:after="0" w:before="0"/>
-      </w:pPr>
       <w:r>
-        <w:rPr>
-          <w:b w:val="0"/>
-          <w:i w:val="0"/>
-          <w:sz w:val="22"/>
-        </w:rPr>
-        <w:t>(c) Apply ice only and avoid antibiotics</w:t>
+        <w:t xml:space="preserve">Positive Marks: 1</w:t>
       </w:r>
     </w:p>
     <w:p>
-      <w:pPr>
-        <w:spacing w:after="0" w:before="0"/>
-      </w:pPr>
       <w:r>
-        <w:rPr>
-          <w:b w:val="0"/>
-          <w:i w:val="0"/>
-          <w:sz w:val="22"/>
-        </w:rPr>
-        <w:t>(d) Wean the baby immediately</w:t>
+        <w:t xml:space="preserve">Negative Marks: 0.25</w:t>
       </w:r>
     </w:p>
     <w:p>
-      <w:pPr>
-        <w:spacing w:after="0" w:before="40"/>
-      </w:pPr>
       <w:r>
-        <w:rPr>
-          <w:b/>
-          <w:i w:val="0"/>
-          <w:sz w:val="22"/>
-        </w:rPr>
-        <w:t>Answer: a</w:t>
+        <w:t xml:space="preserve"/>
       </w:r>
     </w:p>
     <w:p>
-      <w:pPr>
-        <w:spacing w:after="0" w:before="0"/>
-      </w:pPr>
       <w:r>
-        <w:rPr>
-          <w:b w:val="0"/>
-          <w:i w:val="0"/>
-          <w:sz w:val="21"/>
-        </w:rPr>
-        <w:t>Solution: Lactational mastitis is treated with antibiotics and continued emptying of the breast (feeding or pumping) to prevent abscess; stopping feeding worsens engorgement and stasis. Analgesics and warmth/cold help symptoms.</w:t>
+        <w:t xml:space="preserve">Question: A nurse is caring for a client with a diagnosis of pneumonia who has a productive cough. Which nursing action is most appropriate?</w:t>
       </w:r>
     </w:p>
     <w:p>
-      <w:pPr>
-        <w:spacing w:after="0" w:before="0"/>
-      </w:pPr>
       <w:r>
-        <w:rPr>
-          <w:b w:val="0"/>
-          <w:i w:val="0"/>
-          <w:sz w:val="20"/>
-        </w:rPr>
-        <w:t>Positive Marks: 1</w:t>
+        <w:t xml:space="preserve">(a) Encourage fluids and deep breathing with coughing</w:t>
       </w:r>
     </w:p>
     <w:p>
-      <w:pPr>
-        <w:spacing w:after="160" w:before="0"/>
-      </w:pPr>
       <w:r>
-        <w:rPr>
-          <w:b w:val="0"/>
-          <w:i w:val="0"/>
-          <w:sz w:val="20"/>
-        </w:rPr>
-        <w:t>Negative Marks: 0.25</w:t>
+        <w:t xml:space="preserve">(b) Give a cough suppressant</w:t>
       </w:r>
     </w:p>
     <w:p>
-      <w:pPr>
-        <w:spacing w:after="40" w:before="120"/>
-      </w:pPr>
       <w:r>
-        <w:rPr>
-          <w:b w:val="0"/>
-          <w:i w:val="0"/>
-          <w:sz w:val="22"/>
-        </w:rPr>
-        <w:t>Question: Which is the normal length of the menstrual cycle in most adult women?</w:t>
+        <w:t xml:space="preserve">(c) Keep the client flat</w:t>
       </w:r>
     </w:p>
     <w:p>
-      <w:pPr>
-        <w:spacing w:after="0" w:before="0"/>
-      </w:pPr>
       <w:r>
-        <w:rPr>
-          <w:b w:val="0"/>
-          <w:i w:val="0"/>
-          <w:sz w:val="22"/>
-        </w:rPr>
-        <w:t>(a) 21-35 days</w:t>
+        <w:t xml:space="preserve">(d) Restrict fluids</w:t>
       </w:r>
     </w:p>
     <w:p>
-      <w:pPr>
-        <w:spacing w:after="0" w:before="0"/>
-      </w:pPr>
       <w:r>
-        <w:rPr>
-          <w:b w:val="0"/>
-          <w:i w:val="0"/>
-          <w:sz w:val="22"/>
-        </w:rPr>
-        <w:t>(b) 10-14 days</w:t>
+        <w:t xml:space="preserve">Answer: a</w:t>
       </w:r>
     </w:p>
     <w:p>
-      <w:pPr>
-        <w:spacing w:after="0" w:before="0"/>
-      </w:pPr>
       <w:r>
-        <w:rPr>
-          <w:b w:val="0"/>
-          <w:i w:val="0"/>
-          <w:sz w:val="22"/>
-        </w:rPr>
-        <w:t>(c) 40-60 days</w:t>
+        <w:t xml:space="preserve">Solution: Hydration and deep breathing/coughing mobilize secretions and promote expectoration. Suppressants and fluid restriction impair clearance.</w:t>
       </w:r>
     </w:p>
     <w:p>
-      <w:pPr>
-        <w:spacing w:after="0" w:before="0"/>
-      </w:pPr>
       <w:r>
-        <w:rPr>
-          <w:b w:val="0"/>
-          <w:i w:val="0"/>
-          <w:sz w:val="22"/>
-        </w:rPr>
-        <w:t>(d) 7-10 days</w:t>
+        <w:t xml:space="preserve">Positive Marks: 1</w:t>
       </w:r>
     </w:p>
     <w:p>
-      <w:pPr>
-        <w:spacing w:after="0" w:before="40"/>
-      </w:pPr>
       <w:r>
-        <w:rPr>
-          <w:b/>
-          <w:i w:val="0"/>
-          <w:sz w:val="22"/>
-        </w:rPr>
-        <w:t>Answer: a</w:t>
+        <w:t xml:space="preserve">Negative Marks: 0.25</w:t>
       </w:r>
     </w:p>
     <w:p>
-      <w:pPr>
-        <w:spacing w:after="0" w:before="0"/>
-      </w:pPr>
       <w:r>
-        <w:rPr>
-          <w:b w:val="0"/>
-          <w:i w:val="0"/>
-          <w:sz w:val="21"/>
-        </w:rPr>
-        <w:t>Solution: The normal menstrual cycle ranges from 21 to 35 days (average 28 days), with menstruation lasting 3-7 days. Cycles outside this range may indicate ovulatory or hormonal disorders.</w:t>
+        <w:t xml:space="preserve"/>
       </w:r>
     </w:p>
     <w:p>
-      <w:pPr>
-        <w:spacing w:after="0" w:before="0"/>
-      </w:pPr>
       <w:r>
-        <w:rPr>
-          <w:b w:val="0"/>
-          <w:i w:val="0"/>
-          <w:sz w:val="20"/>
-        </w:rPr>
-        <w:t>Positive Marks: 1</w:t>
+        <w:t xml:space="preserve">Question: A client with a diagnosis of cirrhosis is exhibiting confusion and asterixis. The nurse should:</w:t>
       </w:r>
     </w:p>
     <w:p>
-      <w:pPr>
-        <w:spacing w:after="160" w:before="0"/>
-      </w:pPr>
       <w:r>
-        <w:rPr>
-          <w:b w:val="0"/>
-          <w:i w:val="0"/>
-          <w:sz w:val="20"/>
-        </w:rPr>
-        <w:t>Negative Marks: 0.25</w:t>
+        <w:t xml:space="preserve">(a) Implement safety precautions and notify the physician</w:t>
       </w:r>
     </w:p>
     <w:p>
-      <w:pPr>
-        <w:spacing w:after="40" w:before="120"/>
-      </w:pPr>
       <w:r>
-        <w:rPr>
-          <w:b w:val="0"/>
-          <w:i w:val="0"/>
-          <w:sz w:val="22"/>
-        </w:rPr>
-        <w:t>Question: Which of the following is a central nervous system stimulant?</w:t>
+        <w:t xml:space="preserve">(b) Allow the client to ambulate alone</w:t>
       </w:r>
     </w:p>
     <w:p>
-      <w:pPr>
-        <w:spacing w:after="0" w:before="0"/>
-      </w:pPr>
       <w:r>
-        <w:rPr>
-          <w:b w:val="0"/>
-          <w:i w:val="0"/>
-          <w:sz w:val="22"/>
-        </w:rPr>
-        <w:t>(a) Cocaine</w:t>
+        <w:t xml:space="preserve">(c) Give a high-protein meal</w:t>
       </w:r>
     </w:p>
     <w:p>
-      <w:pPr>
-        <w:spacing w:after="0" w:before="0"/>
-      </w:pPr>
       <w:r>
-        <w:rPr>
-          <w:b w:val="0"/>
-          <w:i w:val="0"/>
-          <w:sz w:val="22"/>
-        </w:rPr>
-        <w:t>(b) Alcohol</w:t>
+        <w:t xml:space="preserve">(d) Restrict fluids without orders</w:t>
       </w:r>
     </w:p>
     <w:p>
-      <w:pPr>
-        <w:spacing w:after="0" w:before="0"/>
-      </w:pPr>
       <w:r>
-        <w:rPr>
-          <w:b w:val="0"/>
-          <w:i w:val="0"/>
-          <w:sz w:val="22"/>
-        </w:rPr>
-        <w:t>(c) Diazepam</w:t>
+        <w:t xml:space="preserve">Answer: a</w:t>
       </w:r>
     </w:p>
     <w:p>
-      <w:pPr>
-        <w:spacing w:after="0" w:before="0"/>
-      </w:pPr>
       <w:r>
-        <w:rPr>
-          <w:b w:val="0"/>
-          <w:i w:val="0"/>
-          <w:sz w:val="22"/>
-        </w:rPr>
-        <w:t>(d) Morphine</w:t>
+        <w:t xml:space="preserve">Solution: Confusion with asterixis indicates hepatic encephalopathy; safety precautions and physician notification are priorities. Protein and fluids follow the treatment plan.</w:t>
       </w:r>
     </w:p>
     <w:p>
-      <w:pPr>
-        <w:spacing w:after="0" w:before="40"/>
-      </w:pPr>
       <w:r>
-        <w:rPr>
-          <w:b/>
-          <w:i w:val="0"/>
-          <w:sz w:val="22"/>
-        </w:rPr>
-        <w:t>Answer: a</w:t>
+        <w:t xml:space="preserve">Positive Marks: 1</w:t>
       </w:r>
     </w:p>
     <w:p>
-      <w:pPr>
-        <w:spacing w:after="0" w:before="0"/>
-      </w:pPr>
       <w:r>
-        <w:rPr>
-          <w:b w:val="0"/>
-          <w:i w:val="0"/>
-          <w:sz w:val="21"/>
-        </w:rPr>
-        <w:t>Solution: Cocaine and amphetamines stimulate the CNS, causing euphoria, increased alertness, and cardiovascular stimulation. Alcohol, diazepam, and morphine are CNS depressants.</w:t>
+        <w:t xml:space="preserve">Negative Marks: 0.25</w:t>
       </w:r>
     </w:p>
     <w:p>
-      <w:pPr>
-        <w:spacing w:after="0" w:before="0"/>
-      </w:pPr>
       <w:r>
-        <w:rPr>
-          <w:b w:val="0"/>
-          <w:i w:val="0"/>
-          <w:sz w:val="20"/>
-        </w:rPr>
-        <w:t>Positive Marks: 1</w:t>
+        <w:t xml:space="preserve"/>
       </w:r>
     </w:p>
     <w:p>
-      <w:pPr>
-        <w:spacing w:after="160" w:before="0"/>
-      </w:pPr>
       <w:r>
-        <w:rPr>
-          <w:b w:val="0"/>
-          <w:i w:val="0"/>
-          <w:sz w:val="20"/>
-        </w:rPr>
-        <w:t>Negative Marks: 0.25</w:t>
+        <w:t xml:space="preserve">Question: A client is prescribed an anticoagulant and has just undergone surgery. The nurse should monitor the client for:</w:t>
       </w:r>
     </w:p>
     <w:p>
-      <w:pPr>
-        <w:spacing w:after="40" w:before="120"/>
-      </w:pPr>
       <w:r>
-        <w:rPr>
-          <w:b w:val="0"/>
-          <w:i w:val="0"/>
-          <w:sz w:val="22"/>
-        </w:rPr>
-        <w:t>Question: A client started an SSRI 5 days ago and now has fever, agitation, sweating, and muscle twitching. Which condition should the nurse suspect?</w:t>
+        <w:t xml:space="preserve">(a) Bleeding from the surgical site and internal bleeding</w:t>
       </w:r>
     </w:p>
     <w:p>
-      <w:pPr>
-        <w:spacing w:after="0" w:before="0"/>
-      </w:pPr>
       <w:r>
-        <w:rPr>
-          <w:b w:val="0"/>
-          <w:i w:val="0"/>
-          <w:sz w:val="22"/>
-        </w:rPr>
-        <w:t>(a) Serotonin syndrome</w:t>
+        <w:t xml:space="preserve">(b) Increased clotting</w:t>
       </w:r>
     </w:p>
     <w:p>
-      <w:pPr>
-        <w:spacing w:after="0" w:before="0"/>
-      </w:pPr>
       <w:r>
-        <w:rPr>
-          <w:b w:val="0"/>
-          <w:i w:val="0"/>
-          <w:sz w:val="22"/>
-        </w:rPr>
-        <w:t>(b) Neuroleptic malignant syndrome</w:t>
+        <w:t xml:space="preserve">(c) Hypoglycemia</w:t>
       </w:r>
     </w:p>
     <w:p>
-      <w:pPr>
-        <w:spacing w:after="0" w:before="0"/>
-      </w:pPr>
       <w:r>
-        <w:rPr>
-          <w:b w:val="0"/>
-          <w:i w:val="0"/>
-          <w:sz w:val="22"/>
-        </w:rPr>
-        <w:t>(c) Extrapyramidal symptoms</w:t>
+        <w:t xml:space="preserve">(d) Hypertension only</w:t>
       </w:r>
     </w:p>
     <w:p>
-      <w:pPr>
-        <w:spacing w:after="0" w:before="0"/>
-      </w:pPr>
       <w:r>
-        <w:rPr>
-          <w:b w:val="0"/>
-          <w:i w:val="0"/>
-          <w:sz w:val="22"/>
-        </w:rPr>
-        <w:t>(d) Tardive dyskinesia</w:t>
+        <w:t xml:space="preserve">Answer: a</w:t>
       </w:r>
     </w:p>
     <w:p>
-      <w:pPr>
-        <w:spacing w:after="0" w:before="40"/>
-      </w:pPr>
       <w:r>
-        <w:rPr>
-          <w:b/>
-          <w:i w:val="0"/>
-          <w:sz w:val="22"/>
-        </w:rPr>
-        <w:t>Answer: a</w:t>
+        <w:t xml:space="preserve">Solution: Anticoagulation after surgery increases bleeding risk; the nurse monitors the incision, drainage, hemoglobin, and signs of internal bleeding.</w:t>
       </w:r>
     </w:p>
     <w:p>
-      <w:pPr>
-        <w:spacing w:after="0" w:before="0"/>
-      </w:pPr>
       <w:r>
-        <w:rPr>
-          <w:b w:val="0"/>
-          <w:i w:val="0"/>
-          <w:sz w:val="21"/>
-        </w:rPr>
-        <w:t>Solution: Serotonin syndrome—fever, agitation, sweating, diarrhea, muscle twitching, and autonomic instability—occurs with serotonergic drugs, especially when combined. It is a medical emergency. NMS occurs with antipsychotics (rigidity, fever, elevated CK).</w:t>
+        <w:t xml:space="preserve">Positive Marks: 1</w:t>
       </w:r>
     </w:p>
     <w:p>
-      <w:pPr>
-        <w:spacing w:after="0" w:before="0"/>
-      </w:pPr>
       <w:r>
-        <w:rPr>
-          <w:b w:val="0"/>
-          <w:i w:val="0"/>
-          <w:sz w:val="20"/>
-        </w:rPr>
-        <w:t>Positive Marks: 1</w:t>
+        <w:t xml:space="preserve">Negative Marks: 0.25</w:t>
       </w:r>
     </w:p>
     <w:p>
-      <w:pPr>
-        <w:spacing w:after="160" w:before="0"/>
-      </w:pPr>
       <w:r>
-        <w:rPr>
-          <w:b w:val="0"/>
-          <w:i w:val="0"/>
-          <w:sz w:val="20"/>
-        </w:rPr>
-        <w:t>Negative Marks: 0.25</w:t>
+        <w:t xml:space="preserve"/>
       </w:r>
     </w:p>
     <w:p>
-      <w:pPr>
-        <w:spacing w:after="40" w:before="120"/>
-      </w:pPr>
       <w:r>
-        <w:rPr>
-          <w:b w:val="0"/>
-          <w:i w:val="0"/>
-          <w:sz w:val="22"/>
-        </w:rPr>
-        <w:t>Question: Which instruction is correct for a child diagnosed with scabies?</w:t>
+        <w:t xml:space="preserve">Question: A client with a diagnosis of type 1 diabetes is taught to rotate insulin injection sites. The purpose of rotation is to:</w:t>
       </w:r>
     </w:p>
     <w:p>
-      <w:pPr>
-        <w:spacing w:after="0" w:before="0"/>
-      </w:pPr>
       <w:r>
-        <w:rPr>
-          <w:b w:val="0"/>
-          <w:i w:val="0"/>
-          <w:sz w:val="22"/>
-        </w:rPr>
-        <w:t>(a) Apply permethrin cream to the entire body from the neck down and treat all family members</w:t>
+        <w:t xml:space="preserve">(a) Prevent lipodystrophy and ensure consistent absorption</w:t>
       </w:r>
     </w:p>
     <w:p>
-      <w:pPr>
-        <w:spacing w:after="0" w:before="0"/>
-      </w:pPr>
       <w:r>
-        <w:rPr>
-          <w:b w:val="0"/>
-          <w:i w:val="0"/>
-          <w:sz w:val="22"/>
-        </w:rPr>
-        <w:t>(b) Apply the cream only to the visible burrows</w:t>
+        <w:t xml:space="preserve">(b) Increase the risk of infection</w:t>
       </w:r>
     </w:p>
     <w:p>
-      <w:pPr>
-        <w:spacing w:after="0" w:before="0"/>
-      </w:pPr>
       <w:r>
-        <w:rPr>
-          <w:b w:val="0"/>
-          <w:i w:val="0"/>
-          <w:sz w:val="22"/>
-        </w:rPr>
-        <w:t>(c) Wash off the cream after 10 minutes</w:t>
+        <w:t xml:space="preserve">(c) Slow insulin action</w:t>
       </w:r>
     </w:p>
     <w:p>
-      <w:pPr>
-        <w:spacing w:after="0" w:before="0"/>
-      </w:pPr>
       <w:r>
-        <w:rPr>
-          <w:b w:val="0"/>
-          <w:i w:val="0"/>
-          <w:sz w:val="22"/>
-        </w:rPr>
-        <w:t>(d) Treat only the affected child and not the family</w:t>
+        <w:t xml:space="preserve">(d) Reduce the number of injections</w:t>
       </w:r>
     </w:p>
     <w:p>
-      <w:pPr>
-        <w:spacing w:after="0" w:before="40"/>
-      </w:pPr>
       <w:r>
-        <w:rPr>
-          <w:b/>
-          <w:i w:val="0"/>
-          <w:sz w:val="22"/>
-        </w:rPr>
-        <w:t>Answer: a</w:t>
+        <w:t xml:space="preserve">Answer: a</w:t>
       </w:r>
     </w:p>
     <w:p>
-      <w:pPr>
-        <w:spacing w:after="0" w:before="0"/>
-      </w:pPr>
       <w:r>
-        <w:rPr>
-          <w:b w:val="0"/>
-          <w:i w:val="0"/>
-          <w:sz w:val="21"/>
-        </w:rPr>
-        <w:t>Solution: Scabies is highly contagious; permethrin 5% cream is applied to the whole body from the neck down (including under nails), left on 8-14 hours, and repeated in 7 days. All household contacts and bedding are treated simultaneously.</w:t>
+        <w:t xml:space="preserve">Solution: Rotating sites prevents lipohypertrophy (which alters absorption) and promotes consistent glycemic control. Absorption varies by site (abdomen fastest).</w:t>
       </w:r>
     </w:p>
     <w:p>
-      <w:pPr>
-        <w:spacing w:after="0" w:before="0"/>
-      </w:pPr>
       <w:r>
-        <w:rPr>
-          <w:b w:val="0"/>
-          <w:i w:val="0"/>
-          <w:sz w:val="20"/>
-        </w:rPr>
-        <w:t>Positive Marks: 1</w:t>
+        <w:t xml:space="preserve">Positive Marks: 1</w:t>
       </w:r>
     </w:p>
     <w:p>
-      <w:pPr>
-        <w:spacing w:after="160" w:before="0"/>
-      </w:pPr>
       <w:r>
-        <w:rPr>
-          <w:b w:val="0"/>
-          <w:i w:val="0"/>
-          <w:sz w:val="20"/>
-        </w:rPr>
-        <w:t>Negative Marks: 0.25</w:t>
+        <w:t xml:space="preserve">Negative Marks: 0.25</w:t>
       </w:r>
     </w:p>
     <w:p>
-      <w:pPr>
-        <w:spacing w:after="40" w:before="120"/>
-      </w:pPr>
       <w:r>
-        <w:rPr>
-          <w:b w:val="0"/>
-          <w:i w:val="0"/>
-          <w:sz w:val="22"/>
-        </w:rPr>
-        <w:t>Question: Which statement about pinworm infection in a child is correct?</w:t>
+        <w:t xml:space="preserve">Question: A client with a diagnosis of acute cholecystitis is prescribed an analgesic. The nurse should avoid which medication because it may worsen the condition?</w:t>
       </w:r>
     </w:p>
     <w:p>
-      <w:pPr>
-        <w:spacing w:after="0" w:before="0"/>
-      </w:pPr>
       <w:r>
-        <w:rPr>
-          <w:b w:val="0"/>
-          <w:i w:val="0"/>
-          <w:sz w:val="22"/>
-        </w:rPr>
-        <w:t>(a) Diagnosis is often made by the cellophane tape test on the perianal area in the morning, and the whole family is treated</w:t>
+        <w:t xml:space="preserve">(a) Morphine (can cause sphincter of Oddi spasm)</w:t>
       </w:r>
     </w:p>
     <w:p>
-      <w:pPr>
-        <w:spacing w:after="0" w:before="0"/>
-      </w:pPr>
       <w:r>
-        <w:rPr>
-          <w:b w:val="0"/>
-          <w:i w:val="0"/>
-          <w:sz w:val="22"/>
-        </w:rPr>
-        <w:t>(b) The infection is spread by airborne droplets</w:t>
+        <w:t xml:space="preserve">(b) Acetaminophen</w:t>
       </w:r>
     </w:p>
     <w:p>
-      <w:pPr>
-        <w:spacing w:after="0" w:before="0"/>
-      </w:pPr>
       <w:r>
-        <w:rPr>
-          <w:b w:val="0"/>
-          <w:i w:val="0"/>
-          <w:sz w:val="22"/>
-        </w:rPr>
-        <w:t>(c) The worms are visible only in blood smears</w:t>
+        <w:t xml:space="preserve">(c) Ibuprofen</w:t>
       </w:r>
     </w:p>
     <w:p>
-      <w:pPr>
-        <w:spacing w:after="0" w:before="0"/>
-      </w:pPr>
       <w:r>
-        <w:rPr>
-          <w:b w:val="0"/>
-          <w:i w:val="0"/>
-          <w:sz w:val="22"/>
-        </w:rPr>
-        <w:t>(d) Treatment is not needed unless symptoms occur</w:t>
+        <w:t xml:space="preserve">(d) Tramadol</w:t>
       </w:r>
     </w:p>
     <w:p>
-      <w:pPr>
-        <w:spacing w:after="0" w:before="40"/>
-      </w:pPr>
       <w:r>
-        <w:rPr>
-          <w:b/>
-          <w:i w:val="0"/>
-          <w:sz w:val="22"/>
-        </w:rPr>
-        <w:t>Answer: a</w:t>
+        <w:t xml:space="preserve">Answer: a</w:t>
       </w:r>
     </w:p>
     <w:p>
-      <w:pPr>
-        <w:spacing w:after="0" w:before="0"/>
-      </w:pPr>
       <w:r>
-        <w:rPr>
-          <w:b w:val="0"/>
-          <w:i w:val="0"/>
-          <w:sz w:val="21"/>
-        </w:rPr>
-        <w:t>Solution: Pinworm (Enterobius vermicularis) causes perianal itching, especially at night; diagnosis uses the tape test on the perianal area in the morning before bathing. The family is treated together and hygiene reinforced.</w:t>
+        <w:t xml:space="preserve">Solution: Morphine can cause spasm of the sphincter of Oddi, aggravating biliary colic in cholecystitis. Other analgesics are preferred.</w:t>
       </w:r>
     </w:p>
     <w:p>
-      <w:pPr>
-        <w:spacing w:after="0" w:before="0"/>
-      </w:pPr>
       <w:r>
-        <w:rPr>
-          <w:b w:val="0"/>
-          <w:i w:val="0"/>
-          <w:sz w:val="20"/>
-        </w:rPr>
-        <w:t>Positive Marks: 1</w:t>
+        <w:t xml:space="preserve">Positive Marks: 1</w:t>
       </w:r>
     </w:p>
     <w:p>
-      <w:pPr>
-        <w:spacing w:after="160" w:before="0"/>
-      </w:pPr>
       <w:r>
-        <w:rPr>
-          <w:b w:val="0"/>
-          <w:i w:val="0"/>
-          <w:sz w:val="20"/>
-        </w:rPr>
-        <w:t>Negative Marks: 0.25</w:t>
+        <w:t xml:space="preserve">Negative Marks: 0.25</w:t>
       </w:r>
     </w:p>
     <w:p>
-      <w:pPr>
-        <w:spacing w:after="40" w:before="120"/>
-      </w:pPr>
       <w:r>
-        <w:rPr>
-          <w:b w:val="0"/>
-          <w:i w:val="0"/>
-          <w:sz w:val="22"/>
-        </w:rPr>
-        <w:t>Question: Which clinical feature is most characteristic of kwashiorkor, a form of severe acute malnutrition?</w:t>
+        <w:t xml:space="preserve"/>
       </w:r>
     </w:p>
     <w:p>
-      <w:pPr>
-        <w:spacing w:after="0" w:before="0"/>
-      </w:pPr>
       <w:r>
-        <w:rPr>
-          <w:b w:val="0"/>
-          <w:i w:val="0"/>
-          <w:sz w:val="22"/>
-        </w:rPr>
-        <w:t>(a) Pitting edema with wasting</w:t>
+        <w:t xml:space="preserve">Question: A nurse is caring for a client with a diagnosis of increased intracranial pressure. Which nursing action is correct?</w:t>
       </w:r>
     </w:p>
     <w:p>
-      <w:pPr>
-        <w:spacing w:after="0" w:before="0"/>
-      </w:pPr>
       <w:r>
-        <w:rPr>
-          <w:b w:val="0"/>
-          <w:i w:val="0"/>
-          <w:sz w:val="22"/>
-        </w:rPr>
-        <w:t>(b) Severe emaciation without edema</w:t>
+        <w:t xml:space="preserve">(a) Elevate the head of the bed 30 degrees with the head midline</w:t>
       </w:r>
     </w:p>
     <w:p>
-      <w:pPr>
-        <w:spacing w:after="0" w:before="0"/>
-      </w:pPr>
       <w:r>
-        <w:rPr>
-          <w:b w:val="0"/>
-          <w:i w:val="0"/>
-          <w:sz w:val="22"/>
-        </w:rPr>
-        <w:t>(c) Sunken eyes with skin folds</w:t>
+        <w:t xml:space="preserve">(b) Keep the head of the bed flat</w:t>
       </w:r>
     </w:p>
     <w:p>
-      <w:pPr>
-        <w:spacing w:after="0" w:before="0"/>
-      </w:pPr>
       <w:r>
-        <w:rPr>
-          <w:b w:val="0"/>
-          <w:i w:val="0"/>
-          <w:sz w:val="22"/>
-        </w:rPr>
-        <w:t>(d) Normal growth with pallor</w:t>
+        <w:t xml:space="preserve">(c) Flex the neck to open the airway</w:t>
       </w:r>
     </w:p>
     <w:p>
-      <w:pPr>
-        <w:spacing w:after="0" w:before="40"/>
-      </w:pPr>
       <w:r>
-        <w:rPr>
-          <w:b/>
-          <w:i w:val="0"/>
-          <w:sz w:val="22"/>
-        </w:rPr>
-        <w:t>Answer: a</w:t>
+        <w:t xml:space="preserve">(d) Position the client prone</w:t>
       </w:r>
     </w:p>
     <w:p>
-      <w:pPr>
-        <w:spacing w:after="0" w:before="0"/>
-      </w:pPr>
       <w:r>
-        <w:rPr>
-          <w:b w:val="0"/>
-          <w:i w:val="0"/>
-          <w:sz w:val="21"/>
-        </w:rPr>
-        <w:t>Solution: Kwashiorkor (protein deficiency) features edema, hepatomegaly, and skin/hair changes with relatively preserved subcutaneous fat. Marasmus is severe wasting/emaciation without edema. Both are classified by MUAC and edema.</w:t>
+        <w:t xml:space="preserve">Answer: a</w:t>
       </w:r>
     </w:p>
     <w:p>
-      <w:pPr>
-        <w:spacing w:after="0" w:before="0"/>
-      </w:pPr>
       <w:r>
-        <w:rPr>
-          <w:b w:val="0"/>
-          <w:i w:val="0"/>
-          <w:sz w:val="20"/>
-        </w:rPr>
-        <w:t>Positive Marks: 1</w:t>
+        <w:t xml:space="preserve">Solution: Head elevation at 30 degrees with the head in neutral alignment promotes venous drainage and reduces ICP. Neck flexion and flat positioning increase ICP.</w:t>
       </w:r>
     </w:p>
     <w:p>
-      <w:pPr>
-        <w:spacing w:after="160" w:before="0"/>
-      </w:pPr>
       <w:r>
-        <w:rPr>
-          <w:b w:val="0"/>
-          <w:i w:val="0"/>
-          <w:sz w:val="20"/>
-        </w:rPr>
-        <w:t>Negative Marks: 0.25</w:t>
+        <w:t xml:space="preserve">Positive Marks: 1</w:t>
       </w:r>
     </w:p>
     <w:p>
-      <w:pPr>
-        <w:spacing w:after="40" w:before="120"/>
-      </w:pPr>
       <w:r>
-        <w:rPr>
-          <w:b w:val="0"/>
-          <w:i w:val="0"/>
-          <w:sz w:val="22"/>
-        </w:rPr>
-        <w:t>Question: The birth rate of a population is best defined as:</w:t>
+        <w:t xml:space="preserve">Negative Marks: 0.25</w:t>
       </w:r>
     </w:p>
     <w:p>
-      <w:pPr>
-        <w:spacing w:after="0" w:before="0"/>
-      </w:pPr>
       <w:r>
-        <w:rPr>
-          <w:b w:val="0"/>
-          <w:i w:val="0"/>
-          <w:sz w:val="22"/>
-        </w:rPr>
-        <w:t>(a) Live births per 1,000 population in a year</w:t>
+        <w:t xml:space="preserve"/>
       </w:r>
     </w:p>
     <w:p>
-      <w:pPr>
-        <w:spacing w:after="0" w:before="0"/>
-      </w:pPr>
       <w:r>
-        <w:rPr>
-          <w:b w:val="0"/>
-          <w:i w:val="0"/>
-          <w:sz w:val="22"/>
-        </w:rPr>
-        <w:t>(b) Total pregnancies per 1,000 women</w:t>
+        <w:t xml:space="preserve">Question: A client with a diagnosis of acute renal failure is being discharged. Which instruction is most important?</w:t>
       </w:r>
     </w:p>
     <w:p>
-      <w:pPr>
-        <w:spacing w:after="0" w:before="0"/>
-      </w:pPr>
       <w:r>
-        <w:rPr>
-          <w:b w:val="0"/>
-          <w:i w:val="0"/>
-          <w:sz w:val="22"/>
-        </w:rPr>
-        <w:t>(c) Deaths per 1,000 live births</w:t>
+        <w:t xml:space="preserve">(a) Report signs of infection and take medications as prescribed</w:t>
       </w:r>
     </w:p>
     <w:p>
-      <w:pPr>
-        <w:spacing w:after="0" w:before="0"/>
-      </w:pPr>
       <w:r>
-        <w:rPr>
-          <w:b w:val="0"/>
-          <w:i w:val="0"/>
-          <w:sz w:val="22"/>
-        </w:rPr>
-        <w:t>(d) Live births per 1,000 women of childbearing age</w:t>
+        <w:t xml:space="preserve">(b) Increase potassium-rich foods</w:t>
       </w:r>
     </w:p>
     <w:p>
-      <w:pPr>
-        <w:spacing w:after="0" w:before="40"/>
-      </w:pPr>
       <w:r>
-        <w:rPr>
-          <w:b/>
-          <w:i w:val="0"/>
-          <w:sz w:val="22"/>
-        </w:rPr>
-        <w:t>Answer: a</w:t>
+        <w:t xml:space="preserve">(c) Stop diuretics when feeling better</w:t>
       </w:r>
     </w:p>
     <w:p>
-      <w:pPr>
-        <w:spacing w:after="0" w:before="0"/>
-      </w:pPr>
       <w:r>
-        <w:rPr>
-          <w:b w:val="0"/>
-          <w:i w:val="0"/>
-          <w:sz w:val="21"/>
-        </w:rPr>
-        <w:t>Solution: The crude birth rate is the number of live births per 1,000 mid-year population per year. Deaths per 1,000 live births describe infant mortality; births per 1,000 women of reproductive age is the general fertility rate.</w:t>
+        <w:t xml:space="preserve">(d) Skip follow-up blood tests</w:t>
       </w:r>
     </w:p>
     <w:p>
-      <w:pPr>
-        <w:spacing w:after="0" w:before="0"/>
-      </w:pPr>
       <w:r>
-        <w:rPr>
-          <w:b w:val="0"/>
-          <w:i w:val="0"/>
-          <w:sz w:val="20"/>
-        </w:rPr>
-        <w:t>Positive Marks: 1</w:t>
+        <w:t xml:space="preserve">Answer: a</w:t>
       </w:r>
     </w:p>
     <w:p>
-      <w:pPr>
-        <w:spacing w:after="160" w:before="0"/>
-      </w:pPr>
       <w:r>
-        <w:rPr>
-          <w:b w:val="0"/>
-          <w:i w:val="0"/>
-          <w:sz w:val="20"/>
-        </w:rPr>
-        <w:t>Negative Marks: 0.25</w:t>
+        <w:t xml:space="preserve">Solution: The client reports signs of infection, takes medications as prescribed, and keeps follow-up appointments for lab monitoring. Potassium-rich foods and self-adjustment of drugs are unsafe.</w:t>
       </w:r>
     </w:p>
     <w:p>
-      <w:pPr>
-        <w:spacing w:after="40" w:before="120"/>
-      </w:pPr>
       <w:r>
-        <w:rPr>
-          <w:b w:val="0"/>
-          <w:i w:val="0"/>
-          <w:sz w:val="22"/>
-        </w:rPr>
-        <w:t>Question: A nurse administers an incorrect dose of a medication and the client is stable. Which action is required?</w:t>
+        <w:t xml:space="preserve">Positive Marks: 1</w:t>
       </w:r>
     </w:p>
     <w:p>
-      <w:pPr>
-        <w:spacing w:after="0" w:before="0"/>
-      </w:pPr>
       <w:r>
-        <w:rPr>
-          <w:b w:val="0"/>
-          <w:i w:val="0"/>
-          <w:sz w:val="22"/>
-        </w:rPr>
-        <w:t>(a) Notify the provider, monitor the client, document the error honestly, and complete an occurrence report</w:t>
+        <w:t xml:space="preserve">Negative Marks: 0.25</w:t>
       </w:r>
     </w:p>
     <w:p>
-      <w:pPr>
-        <w:spacing w:after="0" w:before="0"/>
-      </w:pPr>
       <w:r>
-        <w:rPr>
-          <w:b w:val="0"/>
-          <w:i w:val="0"/>
-          <w:sz w:val="22"/>
-        </w:rPr>
-        <w:t>(b) Withhold the information to avoid a lawsuit</w:t>
+        <w:t xml:space="preserve"/>
       </w:r>
     </w:p>
     <w:p>
-      <w:pPr>
-        <w:spacing w:after="0" w:before="0"/>
-      </w:pPr>
       <w:r>
-        <w:rPr>
-          <w:b w:val="0"/>
-          <w:i w:val="0"/>
-          <w:sz w:val="22"/>
-        </w:rPr>
-        <w:t>(c) Chart the correct dose as if it were given</w:t>
+        <w:t xml:space="preserve">Question: A client is prescribed an antidiuretic hormone analog for diabetes insipidus. The nurse should monitor:</w:t>
       </w:r>
     </w:p>
     <w:p>
-      <w:pPr>
-        <w:spacing w:after="0" w:before="0"/>
-      </w:pPr>
       <w:r>
-        <w:rPr>
-          <w:b w:val="0"/>
-          <w:i w:val="0"/>
-          <w:sz w:val="22"/>
-        </w:rPr>
-        <w:t>(d) Ask a colleague to keep it confidential</w:t>
+        <w:t xml:space="preserve">(a) Urine output, specific gravity, and fluid balance</w:t>
       </w:r>
     </w:p>
     <w:p>
-      <w:pPr>
-        <w:spacing w:after="0" w:before="40"/>
-      </w:pPr>
       <w:r>
-        <w:rPr>
-          <w:b/>
-          <w:i w:val="0"/>
-          <w:sz w:val="22"/>
-        </w:rPr>
-        <w:t>Answer: a</w:t>
+        <w:t xml:space="preserve">(b) Blood glucose</w:t>
       </w:r>
     </w:p>
     <w:p>
-      <w:pPr>
-        <w:spacing w:after="0" w:before="0"/>
-      </w:pPr>
       <w:r>
-        <w:rPr>
-          <w:b w:val="0"/>
-          <w:i w:val="0"/>
-          <w:sz w:val="21"/>
-        </w:rPr>
-        <w:t>Solution: After a medication error, the nurse promptly notifies the provider, assesses the client, documents factually, and files an occurrence/incident report for quality improvement. Errors must be reported honestly; covering up endangers the client and the nurse.</w:t>
+        <w:t xml:space="preserve">(c) Liver function only</w:t>
       </w:r>
     </w:p>
     <w:p>
-      <w:pPr>
-        <w:spacing w:after="0" w:before="0"/>
-      </w:pPr>
       <w:r>
-        <w:rPr>
-          <w:b w:val="0"/>
-          <w:i w:val="0"/>
-          <w:sz w:val="20"/>
-        </w:rPr>
-        <w:t>Positive Marks: 1</w:t>
+        <w:t xml:space="preserve">(d) Thyroid function</w:t>
       </w:r>
     </w:p>
     <w:p>
-      <w:pPr>
-        <w:spacing w:after="160" w:before="0"/>
-      </w:pPr>
       <w:r>
-        <w:rPr>
-          <w:b w:val="0"/>
-          <w:i w:val="0"/>
-          <w:sz w:val="20"/>
-        </w:rPr>
-        <w:t>Negative Marks: 0.25</w:t>
+        <w:t xml:space="preserve">Answer: a</w:t>
       </w:r>
     </w:p>
     <w:p>
-      <w:pPr>
-        <w:spacing w:after="40" w:before="120"/>
-      </w:pPr>
       <w:r>
-        <w:rPr>
-          <w:b w:val="0"/>
-          <w:i w:val="0"/>
-          <w:sz w:val="22"/>
-        </w:rPr>
-        <w:t>Question: Which ethical principle obligates the nurse to be truthful and honest with the client?</w:t>
+        <w:t xml:space="preserve">Solution: Desmopressin reduces urine output in diabetes insipidus; the nurse monitors urine volume, specific gravity, and fluid balance to evaluate response and prevent water intoxication.</w:t>
       </w:r>
     </w:p>
     <w:p>
-      <w:pPr>
-        <w:spacing w:after="0" w:before="0"/>
-      </w:pPr>
       <w:r>
-        <w:rPr>
-          <w:b w:val="0"/>
-          <w:i w:val="0"/>
-          <w:sz w:val="22"/>
-        </w:rPr>
-        <w:t>(a) Veracity</w:t>
+        <w:t xml:space="preserve">Positive Marks: 1</w:t>
       </w:r>
     </w:p>
     <w:p>
-      <w:pPr>
-        <w:spacing w:after="0" w:before="0"/>
-      </w:pPr>
       <w:r>
-        <w:rPr>
-          <w:b w:val="0"/>
-          <w:i w:val="0"/>
-          <w:sz w:val="22"/>
-        </w:rPr>
-        <w:t>(b) Autonomy</w:t>
+        <w:t xml:space="preserve">Negative Marks: 0.25</w:t>
       </w:r>
     </w:p>
     <w:p>
-      <w:pPr>
-        <w:spacing w:after="0" w:before="0"/>
-      </w:pPr>
       <w:r>
-        <w:rPr>
-          <w:b w:val="0"/>
-          <w:i w:val="0"/>
-          <w:sz w:val="22"/>
-        </w:rPr>
-        <w:t>(c) Justice</w:t>
+        <w:t xml:space="preserve"/>
       </w:r>
     </w:p>
     <w:p>
-      <w:pPr>
-        <w:spacing w:after="0" w:before="0"/>
-      </w:pPr>
       <w:r>
-        <w:rPr>
-          <w:b w:val="0"/>
-          <w:i w:val="0"/>
-          <w:sz w:val="22"/>
-        </w:rPr>
-        <w:t>(d) Fidelity</w:t>
+        <w:t xml:space="preserve">Question: A client with a diagnosis of heart failure is prescribed a beta-blocker. The nurse should teach the client that the drug:</w:t>
       </w:r>
     </w:p>
     <w:p>
-      <w:pPr>
-        <w:spacing w:after="0" w:before="40"/>
-      </w:pPr>
       <w:r>
-        <w:rPr>
-          <w:b/>
-          <w:i w:val="0"/>
-          <w:sz w:val="22"/>
-        </w:rPr>
-        <w:t>Answer: a</w:t>
+        <w:t xml:space="preserve">(a) Reduces the heart's workload and improves function over time</w:t>
       </w:r>
     </w:p>
     <w:p>
-      <w:pPr>
-        <w:spacing w:after="0" w:before="0"/>
-      </w:pPr>
       <w:r>
-        <w:rPr>
-          <w:b w:val="0"/>
-          <w:i w:val="0"/>
-          <w:sz w:val="21"/>
-        </w:rPr>
-        <w:t>Solution: Veracity is the duty to tell the truth. Autonomy respects self-determination, justice is fairness in care distribution, and fidelity is faithfulness to promises and duties.</w:t>
+        <w:t xml:space="preserve">(b) Works immediately within hours</w:t>
       </w:r>
     </w:p>
     <w:p>
-      <w:pPr>
-        <w:spacing w:after="0" w:before="0"/>
-      </w:pPr>
       <w:r>
-        <w:rPr>
-          <w:b w:val="0"/>
-          <w:i w:val="0"/>
-          <w:sz w:val="20"/>
-        </w:rPr>
-        <w:t>Positive Marks: 1</w:t>
+        <w:t xml:space="preserve">(c) Is taken only when symptoms worsen</w:t>
       </w:r>
     </w:p>
     <w:p>
-      <w:pPr>
-        <w:spacing w:after="160" w:before="0"/>
-      </w:pPr>
       <w:r>
-        <w:rPr>
-          <w:b w:val="0"/>
-          <w:i w:val="0"/>
-          <w:sz w:val="20"/>
-        </w:rPr>
-        <w:t>Negative Marks: 0.25</w:t>
+        <w:t xml:space="preserve">(d) Replaces the need for other medications</w:t>
       </w:r>
     </w:p>
     <w:p>
-      <w:pPr>
-        <w:spacing w:after="40" w:before="120"/>
-      </w:pPr>
       <w:r>
-        <w:rPr>
-          <w:b w:val="0"/>
-          <w:i w:val="0"/>
-          <w:sz w:val="22"/>
-        </w:rPr>
-        <w:t>Question: Which food is an example of a COMPLETE protein that provides all essential amino acids?</w:t>
+        <w:t xml:space="preserve">Answer: a</w:t>
       </w:r>
     </w:p>
     <w:p>
-      <w:pPr>
-        <w:spacing w:after="0" w:before="0"/>
-      </w:pPr>
       <w:r>
-        <w:rPr>
-          <w:b w:val="0"/>
-          <w:i w:val="0"/>
-          <w:sz w:val="22"/>
-        </w:rPr>
-        <w:t>(a) Egg</w:t>
+        <w:t xml:space="preserve">Solution: Beta-blockers reduce cardiac workload and improve outcomes in heart failure; benefit develops over weeks and the drug is taken daily, not PRN.</w:t>
       </w:r>
     </w:p>
     <w:p>
-      <w:pPr>
-        <w:spacing w:after="0" w:before="0"/>
-      </w:pPr>
       <w:r>
-        <w:rPr>
-          <w:b w:val="0"/>
-          <w:i w:val="0"/>
-          <w:sz w:val="22"/>
-        </w:rPr>
-        <w:t>(b) Rice</w:t>
+        <w:t xml:space="preserve">Positive Marks: 1</w:t>
       </w:r>
     </w:p>
     <w:p>
-      <w:pPr>
-        <w:spacing w:after="0" w:before="0"/>
-      </w:pPr>
       <w:r>
-        <w:rPr>
-          <w:b w:val="0"/>
-          <w:i w:val="0"/>
-          <w:sz w:val="22"/>
-        </w:rPr>
-        <w:t>(c) Wheat</w:t>
+        <w:t xml:space="preserve">Negative Marks: 0.25</w:t>
       </w:r>
     </w:p>
     <w:p>
-      <w:pPr>
-        <w:spacing w:after="0" w:before="0"/>
-      </w:pPr>
       <w:r>
-        <w:rPr>
-          <w:b w:val="0"/>
-          <w:i w:val="0"/>
-          <w:sz w:val="22"/>
-        </w:rPr>
-        <w:t>(d) Beans alone</w:t>
+        <w:t xml:space="preserve"/>
       </w:r>
     </w:p>
     <w:p>
-      <w:pPr>
-        <w:spacing w:after="0" w:before="40"/>
-      </w:pPr>
       <w:r>
-        <w:rPr>
-          <w:b/>
-          <w:i w:val="0"/>
-          <w:sz w:val="22"/>
-        </w:rPr>
-        <w:t>Answer: a</w:t>
+        <w:t xml:space="preserve">Question: A nurse is assessing a client with a diagnosis of peritonitis. Which finding requires immediate intervention?</w:t>
       </w:r>
     </w:p>
     <w:p>
-      <w:pPr>
-        <w:spacing w:after="0" w:before="0"/>
-      </w:pPr>
       <w:r>
-        <w:rPr>
-          <w:b w:val="0"/>
-          <w:i w:val="0"/>
-          <w:sz w:val="21"/>
-        </w:rPr>
-        <w:t>Solution: Eggs (and milk, meat, fish) contain all essential amino acids—complete proteins. Rice, wheat, and beans are incomplete proteins; combining cereals with pulses (e.g., khichdi) provides complementary amino acids.</w:t>
+        <w:t xml:space="preserve">(a) Fever with hypotension and tachycardia</w:t>
       </w:r>
     </w:p>
     <w:p>
-      <w:pPr>
-        <w:spacing w:after="0" w:before="0"/>
-      </w:pPr>
       <w:r>
-        <w:rPr>
-          <w:b w:val="0"/>
-          <w:i w:val="0"/>
-          <w:sz w:val="20"/>
-        </w:rPr>
-        <w:t>Positive Marks: 1</w:t>
+        <w:t xml:space="preserve">(b) Mild abdominal pain</w:t>
       </w:r>
     </w:p>
     <w:p>
-      <w:pPr>
-        <w:spacing w:after="160" w:before="0"/>
-      </w:pPr>
       <w:r>
-        <w:rPr>
-          <w:b w:val="0"/>
-          <w:i w:val="0"/>
-          <w:sz w:val="20"/>
-        </w:rPr>
-        <w:t>Negative Marks: 0.25</w:t>
+        <w:t xml:space="preserve">(c) Normal bowel sounds</w:t>
       </w:r>
     </w:p>
     <w:p>
-      <w:pPr>
-        <w:spacing w:after="40" w:before="120"/>
-      </w:pPr>
       <w:r>
-        <w:rPr>
-          <w:b w:val="0"/>
-          <w:i w:val="0"/>
-          <w:sz w:val="22"/>
-        </w:rPr>
-        <w:t>Question: Which agency is the most important agent of socialization in early childhood?</w:t>
+        <w:t xml:space="preserve">(d) Stable vital signs</w:t>
       </w:r>
     </w:p>
     <w:p>
-      <w:pPr>
-        <w:spacing w:after="0" w:before="0"/>
-      </w:pPr>
       <w:r>
-        <w:rPr>
-          <w:b w:val="0"/>
-          <w:i w:val="0"/>
-          <w:sz w:val="22"/>
-        </w:rPr>
-        <w:t>(a) Family</w:t>
+        <w:t xml:space="preserve">Answer: a</w:t>
       </w:r>
     </w:p>
     <w:p>
-      <w:pPr>
-        <w:spacing w:after="0" w:before="0"/>
-      </w:pPr>
       <w:r>
-        <w:rPr>
-          <w:b w:val="0"/>
-          <w:i w:val="0"/>
-          <w:sz w:val="22"/>
-        </w:rPr>
-        <w:t>(b) Political party</w:t>
+        <w:t xml:space="preserve">Solution: Fever with hypotension and tachycardia indicates septic shock from peritonitis — an emergency requiring IV fluids, antibiotics, and surgery.</w:t>
       </w:r>
     </w:p>
     <w:p>
-      <w:pPr>
-        <w:spacing w:after="0" w:before="0"/>
-      </w:pPr>
       <w:r>
-        <w:rPr>
-          <w:b w:val="0"/>
-          <w:i w:val="0"/>
-          <w:sz w:val="22"/>
-        </w:rPr>
-        <w:t>(c) Hospital</w:t>
+        <w:t xml:space="preserve">Positive Marks: 1</w:t>
       </w:r>
     </w:p>
     <w:p>
-      <w:pPr>
-        <w:spacing w:after="0" w:before="0"/>
-      </w:pPr>
       <w:r>
-        <w:rPr>
-          <w:b w:val="0"/>
-          <w:i w:val="0"/>
-          <w:sz w:val="22"/>
-        </w:rPr>
-        <w:t>(d) Religious temple only</w:t>
+        <w:t xml:space="preserve">Negative Marks: 0.25</w:t>
       </w:r>
     </w:p>
     <w:p>
-      <w:pPr>
-        <w:spacing w:after="0" w:before="40"/>
-      </w:pPr>
       <w:r>
-        <w:rPr>
-          <w:b/>
-          <w:i w:val="0"/>
-          <w:sz w:val="22"/>
-        </w:rPr>
-        <w:t>Answer: a</w:t>
+        <w:t xml:space="preserve"/>
       </w:r>
     </w:p>
     <w:p>
-      <w:pPr>
-        <w:spacing w:after="0" w:before="0"/>
-      </w:pPr>
       <w:r>
-        <w:rPr>
-          <w:b w:val="0"/>
-          <w:i w:val="0"/>
-          <w:sz w:val="21"/>
-        </w:rPr>
-        <w:t>Solution: The family is the primary agent of socialization in early childhood, transmitting language, values, norms, and behavior. Schools and peer groups become important later; political parties and hospitals are secondary.</w:t>
+        <w:t xml:space="preserve">Question: A client with a diagnosis of asthma is prescribed a long-acting beta-agonist (LABA). The nurse should teach the client that a LABA:</w:t>
       </w:r>
     </w:p>
     <w:p>
-      <w:pPr>
-        <w:spacing w:after="0" w:before="0"/>
-      </w:pPr>
       <w:r>
-        <w:rPr>
-          <w:b w:val="0"/>
-          <w:i w:val="0"/>
-          <w:sz w:val="20"/>
-        </w:rPr>
-        <w:t>Positive Marks: 1</w:t>
+        <w:t xml:space="preserve">(a) Is used for maintenance control, not for acute attacks</w:t>
       </w:r>
     </w:p>
     <w:p>
-      <w:pPr>
-        <w:spacing w:after="160" w:before="0"/>
-      </w:pPr>
       <w:r>
-        <w:rPr>
-          <w:b w:val="0"/>
-          <w:i w:val="0"/>
-          <w:sz w:val="20"/>
-        </w:rPr>
-        <w:t>Negative Marks: 0.25</w:t>
+        <w:t xml:space="preserve">(b) Is the first-line rescue medication</w:t>
       </w:r>
     </w:p>
     <w:p>
-      <w:pPr>
-        <w:spacing w:after="40" w:before="120"/>
-      </w:pPr>
       <w:r>
-        <w:rPr>
-          <w:b w:val="0"/>
-          <w:i w:val="0"/>
-          <w:sz w:val="22"/>
-        </w:rPr>
-        <w:t>Question: Which is considered the FIRST function of management in a hospital nursing department?</w:t>
+        <w:t xml:space="preserve">(c) Works within seconds for sudden symptoms</w:t>
       </w:r>
     </w:p>
     <w:p>
-      <w:pPr>
-        <w:spacing w:after="0" w:before="0"/>
-      </w:pPr>
       <w:r>
-        <w:rPr>
-          <w:b w:val="0"/>
-          <w:i w:val="0"/>
-          <w:sz w:val="22"/>
-        </w:rPr>
-        <w:t>(a) Planning</w:t>
+        <w:t xml:space="preserve">(d) Replaces the need for a rescue inhaler</w:t>
       </w:r>
     </w:p>
     <w:p>
-      <w:pPr>
-        <w:spacing w:after="0" w:before="0"/>
-      </w:pPr>
       <w:r>
-        <w:rPr>
-          <w:b w:val="0"/>
-          <w:i w:val="0"/>
-          <w:sz w:val="22"/>
-        </w:rPr>
-        <w:t>(b) Controlling</w:t>
+        <w:t xml:space="preserve">Answer: a</w:t>
       </w:r>
     </w:p>
     <w:p>
-      <w:pPr>
-        <w:spacing w:after="0" w:before="0"/>
-      </w:pPr>
       <w:r>
-        <w:rPr>
-          <w:b w:val="0"/>
-          <w:i w:val="0"/>
-          <w:sz w:val="22"/>
-        </w:rPr>
-        <w:t>(c) Staffing</w:t>
+        <w:t xml:space="preserve">Solution: LABAs (e.g., salmeterol, formoterol) are controller medications used with an inhaled corticosteroid for maintenance, not for acute symptom relief. A SABA remains the rescue drug.</w:t>
       </w:r>
     </w:p>
     <w:p>
-      <w:pPr>
-        <w:spacing w:after="0" w:before="0"/>
-      </w:pPr>
       <w:r>
-        <w:rPr>
-          <w:b w:val="0"/>
-          <w:i w:val="0"/>
-          <w:sz w:val="22"/>
-        </w:rPr>
-        <w:t>(d) Directing</w:t>
+        <w:t xml:space="preserve">Positive Marks: 1</w:t>
       </w:r>
     </w:p>
     <w:p>
-      <w:pPr>
-        <w:spacing w:after="0" w:before="40"/>
-      </w:pPr>
       <w:r>
-        <w:rPr>
-          <w:b/>
-          <w:i w:val="0"/>
-          <w:sz w:val="22"/>
-        </w:rPr>
-        <w:t>Answer: a</w:t>
+        <w:t xml:space="preserve">Negative Marks: 0.25</w:t>
       </w:r>
     </w:p>
     <w:p>
-      <w:pPr>
-        <w:spacing w:after="0" w:before="0"/>
-      </w:pPr>
       <w:r>
-        <w:rPr>
-          <w:b w:val="0"/>
-          <w:i w:val="0"/>
-          <w:sz w:val="21"/>
-        </w:rPr>
-        <w:t>Solution: Planning—setting objectives and deciding how to achieve them—is the first and foundational management function; organizing, staffing, directing, and controlling follow. Without plans, the other functions lack direction.</w:t>
+        <w:t xml:space="preserve"/>
       </w:r>
     </w:p>
     <w:p>
-      <w:pPr>
-        <w:spacing w:after="0" w:before="0"/>
-      </w:pPr>
       <w:r>
-        <w:rPr>
-          <w:b w:val="0"/>
-          <w:i w:val="0"/>
-          <w:sz w:val="20"/>
-        </w:rPr>
-        <w:t>Positive Marks: 1</w:t>
+        <w:t xml:space="preserve">Question: A client is admitted with a diagnosis of acute gastroenteritis and hypokalemia. Which food should the nurse recommend?</w:t>
       </w:r>
     </w:p>
     <w:p>
-      <w:pPr>
-        <w:spacing w:after="160" w:before="0"/>
-      </w:pPr>
       <w:r>
-        <w:rPr>
-          <w:b w:val="0"/>
-          <w:i w:val="0"/>
-          <w:sz w:val="20"/>
-        </w:rPr>
-        <w:t>Negative Marks: 0.25</w:t>
+        <w:t xml:space="preserve">(a) Bananas and potatoes</w:t>
       </w:r>
     </w:p>
     <w:p>
-      <w:pPr>
-        <w:spacing w:after="40" w:before="120"/>
-      </w:pPr>
       <w:r>
-        <w:rPr>
-          <w:b w:val="0"/>
-          <w:i w:val="0"/>
-          <w:sz w:val="22"/>
-        </w:rPr>
-        <w:t>Question: Which of the following diseases is caused by a VIRUS?</w:t>
+        <w:t xml:space="preserve">(b) White rice only</w:t>
       </w:r>
     </w:p>
     <w:p>
-      <w:pPr>
-        <w:spacing w:after="0" w:before="0"/>
-      </w:pPr>
       <w:r>
-        <w:rPr>
-          <w:b w:val="0"/>
-          <w:i w:val="0"/>
-          <w:sz w:val="22"/>
-        </w:rPr>
-        <w:t>(a) Measles</w:t>
+        <w:t xml:space="preserve">(c) Applesauce</w:t>
       </w:r>
     </w:p>
     <w:p>
-      <w:pPr>
-        <w:spacing w:after="0" w:before="0"/>
-      </w:pPr>
       <w:r>
-        <w:rPr>
-          <w:b w:val="0"/>
-          <w:i w:val="0"/>
-          <w:sz w:val="22"/>
-        </w:rPr>
-        <w:t>(b) Typhoid</w:t>
+        <w:t xml:space="preserve">(d) Bread</w:t>
       </w:r>
     </w:p>
     <w:p>
-      <w:pPr>
-        <w:spacing w:after="0" w:before="0"/>
-      </w:pPr>
       <w:r>
-        <w:rPr>
-          <w:b w:val="0"/>
-          <w:i w:val="0"/>
-          <w:sz w:val="22"/>
-        </w:rPr>
-        <w:t>(c) Cholera</w:t>
+        <w:t xml:space="preserve">Answer: a</w:t>
       </w:r>
     </w:p>
     <w:p>
-      <w:pPr>
-        <w:spacing w:after="0" w:before="0"/>
-      </w:pPr>
       <w:r>
-        <w:rPr>
-          <w:b w:val="0"/>
-          <w:i w:val="0"/>
-          <w:sz w:val="22"/>
-        </w:rPr>
-        <w:t>(d) Tuberculosis</w:t>
+        <w:t xml:space="preserve">Solution: Bananas and potatoes are potassium-rich and help replace potassium lost in diarrhea. Rice, applesauce, and bread are low in potassium.</w:t>
       </w:r>
     </w:p>
     <w:p>
-      <w:pPr>
-        <w:spacing w:after="0" w:before="40"/>
-      </w:pPr>
       <w:r>
-        <w:rPr>
-          <w:b/>
-          <w:i w:val="0"/>
-          <w:sz w:val="22"/>
-        </w:rPr>
-        <w:t>Answer: a</w:t>
+        <w:t xml:space="preserve">Positive Marks: 1</w:t>
       </w:r>
     </w:p>
     <w:p>
-      <w:pPr>
-        <w:spacing w:after="0" w:before="0"/>
-      </w:pPr>
       <w:r>
-        <w:rPr>
-          <w:b w:val="0"/>
-          <w:i w:val="0"/>
-          <w:sz w:val="21"/>
-        </w:rPr>
-        <w:t>Solution: Measles is caused by a virus (rubeola). Typhoid (Salmonella typhi), cholera (Vibrio cholerae), and tuberculosis (Mycobacterium tuberculosis) are bacterial infections.</w:t>
+        <w:t xml:space="preserve">Negative Marks: 0.25</w:t>
       </w:r>
     </w:p>
     <w:p>
-      <w:pPr>
-        <w:spacing w:after="0" w:before="0"/>
-      </w:pPr>
       <w:r>
-        <w:rPr>
-          <w:b w:val="0"/>
-          <w:i w:val="0"/>
-          <w:sz w:val="20"/>
-        </w:rPr>
-        <w:t>Positive Marks: 1</w:t>
+        <w:t xml:space="preserve"/>
       </w:r>
     </w:p>
     <w:p>
-      <w:pPr>
-        <w:spacing w:after="160" w:before="0"/>
-      </w:pPr>
       <w:r>
-        <w:rPr>
-          <w:b w:val="0"/>
-          <w:i w:val="0"/>
-          <w:sz w:val="20"/>
-        </w:rPr>
-        <w:t>Negative Marks: 0.25</w:t>
+        <w:t xml:space="preserve">Question: A client with a diagnosis of chronic kidney disease is prescribed calcitriol. The nurse should monitor the client for:</w:t>
+      </w:r>
+    </w:p>
+    <w:p>
+      <w:r>
+        <w:t xml:space="preserve">(a) Hypercalcemia</w:t>
+      </w:r>
+    </w:p>
+    <w:p>
+      <w:r>
+        <w:t xml:space="preserve">(b) Hypokalemia</w:t>
+      </w:r>
+    </w:p>
+    <w:p>
+      <w:r>
+        <w:t xml:space="preserve">(c) Hyperglycemia</w:t>
+      </w:r>
+    </w:p>
+    <w:p>
+      <w:r>
+        <w:t xml:space="preserve">(d) Bradycardia</w:t>
+      </w:r>
+    </w:p>
+    <w:p>
+      <w:r>
+        <w:t xml:space="preserve">Answer: a</w:t>
+      </w:r>
+    </w:p>
+    <w:p>
+      <w:r>
+        <w:t xml:space="preserve">Solution: Calcitriol (active vitamin D) increases calcium absorption; hypercalcemia can develop, so calcium and phosphate levels are monitored.</w:t>
+      </w:r>
+    </w:p>
+    <w:p>
+      <w:r>
+        <w:t xml:space="preserve">Positive Marks: 1</w:t>
+      </w:r>
+    </w:p>
+    <w:p>
+      <w:r>
+        <w:t xml:space="preserve">Negative Marks: 0.25</w:t>
+      </w:r>
+    </w:p>
+    <w:p>
+      <w:r>
+        <w:t xml:space="preserve"/>
+      </w:r>
+    </w:p>
+    <w:p>
+      <w:r>
+        <w:t xml:space="preserve">Question: A nurse is teaching a client with a diagnosis of diabetes about hypoglycemia prevention. Which instruction is correct?</w:t>
+      </w:r>
+    </w:p>
+    <w:p>
+      <w:r>
+        <w:t xml:space="preserve">(a) Carry a fast-acting carbohydrate source at all times</w:t>
+      </w:r>
+    </w:p>
+    <w:p>
+      <w:r>
+        <w:t xml:space="preserve">(b) Skip meals to control glucose</w:t>
+      </w:r>
+    </w:p>
+    <w:p>
+      <w:r>
+        <w:t xml:space="preserve">(c) Increase insulin without monitoring</w:t>
+      </w:r>
+    </w:p>
+    <w:p>
+      <w:r>
+        <w:t xml:space="preserve">(d) Exercise vigorously without eating</w:t>
+      </w:r>
+    </w:p>
+    <w:p>
+      <w:r>
+        <w:t xml:space="preserve">Answer: a</w:t>
+      </w:r>
+    </w:p>
+    <w:p>
+      <w:r>
+        <w:t xml:space="preserve">Solution: Clients with diabetes carry fast-acting carbs (juice, glucose tablets) to treat hypoglycemia promptly. Skipping meals and unmonitored insulin increase risk.</w:t>
+      </w:r>
+    </w:p>
+    <w:p>
+      <w:r>
+        <w:t xml:space="preserve">Positive Marks: 1</w:t>
+      </w:r>
+    </w:p>
+    <w:p>
+      <w:r>
+        <w:t xml:space="preserve">Negative Marks: 0.25</w:t>
       </w:r>
     </w:p>
     <w:sectPr>
       <w:pgSz w:w="12240" w:h="15840"/>
-      <w:pgMar w:top="864" w:right="1008" w:bottom="864" w:left="1008" w:header="720" w:footer="720" w:gutter="0"/>
+      <w:pgMar w:top="1440" w:right="1800" w:bottom="1440" w:left="1800" w:header="720" w:footer="720" w:gutter="0"/>
       <w:cols w:space="720"/>
       <w:docGrid w:linePitch="360"/>
     </w:sectPr>
@@ -2715,10 +1365,6 @@
     <w:name w:val="Normal"/>
     <w:qFormat/>
     <w:rsid w:val="00FC693F"/>
-    <w:rPr>
-      <w:rFonts w:ascii="Calibri" w:hAnsi="Calibri"/>
-      <w:sz w:val="22"/>
-    </w:rPr>
   </w:style>
   <w:style w:type="paragraph" w:styleId="Header">
     <w:name w:val="header"/>
